--- a/Soumya_PN_Resume.docx
+++ b/Soumya_PN_Resume.docx
@@ -90,6 +90,370 @@
         </w:rPr>
         <w:t>Security Analyst with 2 years of hands-on experience in PSIRT operations, product security, vulnerability management and security automation. Maintain and enhance a multi-scanner PSIRT platform that brings findings into DefectDojo and IRIS, with automation across Python, Docker and GitLab CI/CD. Experience also includes STRIDE threat modeling, security architecture reviews and evaluating self-hosted AI tools for secure development and code review.</w:t>
       </w:r>
+    </w:p>
+    <w:p>
+      <w:pPr>
+        <w:spacing w:after="60" w:line="240" w:lineRule="auto"/>
+        <w:rPr>
+          <w:rFonts w:ascii="Times New Roman" w:hAnsi="Times New Roman" w:cs="Times New Roman"/>
+        </w:rPr>
+      </w:pPr>
+    </w:p>
+    <w:p>
+      <w:pPr>
+        <w:pBdr>
+          <w:bottom w:val="single" w:sz="6" w:space="1" w:color="808080"/>
+        </w:pBdr>
+        <w:spacing w:before="120" w:after="40"/>
+        <w:rPr>
+          <w:rFonts w:ascii="Times New Roman" w:hAnsi="Times New Roman" w:cs="Times New Roman"/>
+        </w:rPr>
+      </w:pPr>
+      <w:r>
+        <w:rPr>
+          <w:rFonts w:ascii="Times New Roman" w:hAnsi="Times New Roman" w:cs="Times New Roman"/>
+          <w:b/>
+          <w:sz w:val="20"/>
+        </w:rPr>
+        <w:t>TECHNICAL SKILLS</w:t>
+      </w:r>
+    </w:p>
+    <w:p>
+      <w:pPr>
+        <w:spacing w:after="20"/>
+        <w:rPr>
+          <w:rFonts w:ascii="Times New Roman" w:hAnsi="Times New Roman" w:cs="Times New Roman"/>
+        </w:rPr>
+      </w:pPr>
+      <w:r>
+        <w:rPr>
+          <w:rFonts w:ascii="Times New Roman" w:hAnsi="Times New Roman" w:cs="Times New Roman"/>
+          <w:b/>
+          <w:sz w:val="17"/>
+        </w:rPr>
+        <w:t xml:space="preserve">Product Security &amp; PSIRT  </w:t>
+      </w:r>
+      <w:r>
+        <w:rPr>
+          <w:rFonts w:ascii="Times New Roman" w:hAnsi="Times New Roman" w:cs="Times New Roman"/>
+          <w:sz w:val="17"/>
+        </w:rPr>
+        <w:t>PSIRT operations • threat modeling • security architecture review • risk assessment • DefectDojo • IRIS</w:t>
+      </w:r>
+      <w:r>
+        <w:rPr>
+          <w:rFonts w:ascii="Times New Roman" w:hAnsi="Times New Roman" w:cs="Times New Roman"/>
+          <w:sz w:val="17"/>
+        </w:rPr>
+        <w:t xml:space="preserve"> </w:t>
+      </w:r>
+      <w:r>
+        <w:rPr>
+          <w:rFonts w:ascii="Times New Roman" w:hAnsi="Times New Roman" w:cs="Times New Roman"/>
+          <w:sz w:val="17"/>
+        </w:rPr>
+        <w:t>•</w:t>
+      </w:r>
+      <w:r>
+        <w:rPr>
+          <w:rFonts w:ascii="Times New Roman" w:hAnsi="Times New Roman" w:cs="Times New Roman"/>
+          <w:sz w:val="17"/>
+        </w:rPr>
+        <w:t xml:space="preserve"> </w:t>
+      </w:r>
+      <w:r>
+        <w:rPr>
+          <w:rFonts w:ascii="Times New Roman" w:hAnsi="Times New Roman" w:cs="Times New Roman"/>
+          <w:sz w:val="17"/>
+        </w:rPr>
+        <w:t>Incident</w:t>
+      </w:r>
+      <w:r>
+        <w:rPr>
+          <w:rFonts w:ascii="Times New Roman" w:hAnsi="Times New Roman" w:cs="Times New Roman"/>
+          <w:sz w:val="17"/>
+        </w:rPr>
+        <w:t xml:space="preserve"> Response   </w:t>
+      </w:r>
+      <w:r>
+        <w:rPr>
+          <w:rFonts w:ascii="Times New Roman" w:hAnsi="Times New Roman" w:cs="Times New Roman"/>
+          <w:sz w:val="17"/>
+        </w:rPr>
+        <w:t>•</w:t>
+      </w:r>
+      <w:r>
+        <w:rPr>
+          <w:rFonts w:ascii="Times New Roman" w:hAnsi="Times New Roman" w:cs="Times New Roman"/>
+          <w:sz w:val="17"/>
+        </w:rPr>
+        <w:t xml:space="preserve"> Thread detection </w:t>
+      </w:r>
+      <w:r>
+        <w:rPr>
+          <w:rFonts w:ascii="Times New Roman" w:hAnsi="Times New Roman" w:cs="Times New Roman"/>
+          <w:sz w:val="17"/>
+        </w:rPr>
+        <w:t>•</w:t>
+      </w:r>
+      <w:r>
+        <w:rPr>
+          <w:rFonts w:ascii="Times New Roman" w:hAnsi="Times New Roman" w:cs="Times New Roman"/>
+          <w:sz w:val="17"/>
+        </w:rPr>
+        <w:t xml:space="preserve">OSI Model </w:t>
+      </w:r>
+      <w:r>
+        <w:rPr>
+          <w:rFonts w:ascii="Times New Roman" w:hAnsi="Times New Roman" w:cs="Times New Roman"/>
+          <w:sz w:val="17"/>
+        </w:rPr>
+        <w:t>•</w:t>
+      </w:r>
+      <w:r>
+        <w:rPr>
+          <w:rFonts w:ascii="Times New Roman" w:hAnsi="Times New Roman" w:cs="Times New Roman"/>
+          <w:sz w:val="17"/>
+        </w:rPr>
+        <w:t xml:space="preserve"> TCP/IP Model.</w:t>
+      </w:r>
+      <w:r>
+        <w:rPr>
+          <w:rFonts w:ascii="Times New Roman" w:hAnsi="Times New Roman" w:cs="Times New Roman"/>
+          <w:sz w:val="17"/>
+        </w:rPr>
+        <w:t xml:space="preserve"> </w:t>
+      </w:r>
+      <w:r>
+        <w:rPr>
+          <w:rFonts w:ascii="Times New Roman" w:hAnsi="Times New Roman" w:cs="Times New Roman"/>
+          <w:sz w:val="17"/>
+        </w:rPr>
+        <w:t>•</w:t>
+      </w:r>
+      <w:r>
+        <w:rPr>
+          <w:rFonts w:ascii="Times New Roman" w:hAnsi="Times New Roman" w:cs="Times New Roman"/>
+          <w:sz w:val="17"/>
+        </w:rPr>
+        <w:t xml:space="preserve">Analysis </w:t>
+      </w:r>
+      <w:r>
+        <w:rPr>
+          <w:rFonts w:ascii="Times New Roman" w:hAnsi="Times New Roman" w:cs="Times New Roman"/>
+          <w:sz w:val="17"/>
+        </w:rPr>
+        <w:br/>
+      </w:r>
+      <w:r>
+        <w:rPr>
+          <w:rFonts w:ascii="Times New Roman" w:hAnsi="Times New Roman" w:cs="Times New Roman"/>
+          <w:b/>
+          <w:bCs/>
+          <w:sz w:val="17"/>
+        </w:rPr>
+        <w:t>Operating System</w:t>
+      </w:r>
+      <w:r>
+        <w:rPr>
+          <w:rFonts w:ascii="Times New Roman" w:hAnsi="Times New Roman" w:cs="Times New Roman"/>
+          <w:b/>
+          <w:bCs/>
+          <w:sz w:val="17"/>
+        </w:rPr>
+        <w:t xml:space="preserve"> </w:t>
+      </w:r>
+      <w:r>
+        <w:rPr>
+          <w:rFonts w:ascii="Times New Roman" w:hAnsi="Times New Roman" w:cs="Times New Roman"/>
+          <w:sz w:val="17"/>
+        </w:rPr>
+        <w:t xml:space="preserve">Windows </w:t>
+      </w:r>
+      <w:r>
+        <w:rPr>
+          <w:rFonts w:ascii="Times New Roman" w:hAnsi="Times New Roman" w:cs="Times New Roman"/>
+          <w:sz w:val="17"/>
+        </w:rPr>
+        <w:t>•</w:t>
+      </w:r>
+      <w:r>
+        <w:rPr>
+          <w:rFonts w:ascii="Times New Roman" w:hAnsi="Times New Roman" w:cs="Times New Roman"/>
+          <w:sz w:val="17"/>
+        </w:rPr>
+        <w:t>Linux -Ubuntu and Kali</w:t>
+      </w:r>
+    </w:p>
+    <w:p>
+      <w:pPr>
+        <w:spacing w:after="20"/>
+        <w:rPr>
+          <w:rFonts w:ascii="Times New Roman" w:hAnsi="Times New Roman" w:cs="Times New Roman"/>
+        </w:rPr>
+      </w:pPr>
+      <w:r>
+        <w:rPr>
+          <w:rFonts w:ascii="Times New Roman" w:hAnsi="Times New Roman" w:cs="Times New Roman"/>
+          <w:b/>
+          <w:sz w:val="17"/>
+        </w:rPr>
+        <w:t xml:space="preserve">Vulnerability Management  </w:t>
+      </w:r>
+      <w:r>
+        <w:rPr>
+          <w:rFonts w:ascii="Times New Roman" w:hAnsi="Times New Roman" w:cs="Times New Roman"/>
+          <w:sz w:val="17"/>
+        </w:rPr>
+        <w:t>CVSS • risk-based prioritization • remediation tracking • verification</w:t>
+      </w:r>
+    </w:p>
+    <w:p>
+      <w:pPr>
+        <w:spacing w:after="20"/>
+        <w:rPr>
+          <w:rFonts w:ascii="Times New Roman" w:hAnsi="Times New Roman" w:cs="Times New Roman"/>
+        </w:rPr>
+      </w:pPr>
+      <w:r>
+        <w:rPr>
+          <w:rFonts w:ascii="Times New Roman" w:hAnsi="Times New Roman" w:cs="Times New Roman"/>
+          <w:b/>
+          <w:sz w:val="17"/>
+        </w:rPr>
+        <w:t xml:space="preserve">Security Testing  </w:t>
+      </w:r>
+      <w:r>
+        <w:rPr>
+          <w:rFonts w:ascii="Times New Roman" w:hAnsi="Times New Roman" w:cs="Times New Roman"/>
+          <w:sz w:val="17"/>
+        </w:rPr>
+        <w:t>SAST • DAST • SCA • Nmap • Masscan • OWASP ZAP • Nikto • SQLMap • Trivy • Grype</w:t>
+      </w:r>
+    </w:p>
+    <w:p>
+      <w:pPr>
+        <w:spacing w:after="20"/>
+        <w:rPr>
+          <w:rFonts w:ascii="Times New Roman" w:hAnsi="Times New Roman" w:cs="Times New Roman"/>
+        </w:rPr>
+      </w:pPr>
+      <w:r>
+        <w:rPr>
+          <w:rFonts w:ascii="Times New Roman" w:hAnsi="Times New Roman" w:cs="Times New Roman"/>
+          <w:b/>
+          <w:sz w:val="17"/>
+        </w:rPr>
+        <w:t xml:space="preserve">Automation &amp; Engineering  </w:t>
+      </w:r>
+      <w:r>
+        <w:rPr>
+          <w:rFonts w:ascii="Times New Roman" w:hAnsi="Times New Roman" w:cs="Times New Roman"/>
+          <w:sz w:val="17"/>
+        </w:rPr>
+        <w:t>GitLab CI/CD • scanner integration • REST APIs • Python • Node.js • React</w:t>
+      </w:r>
+    </w:p>
+    <w:p>
+      <w:pPr>
+        <w:spacing w:after="20"/>
+        <w:rPr>
+          <w:rFonts w:ascii="Times New Roman" w:hAnsi="Times New Roman" w:cs="Times New Roman"/>
+        </w:rPr>
+      </w:pPr>
+      <w:r>
+        <w:rPr>
+          <w:rFonts w:ascii="Times New Roman" w:hAnsi="Times New Roman" w:cs="Times New Roman"/>
+          <w:b/>
+          <w:sz w:val="17"/>
+        </w:rPr>
+        <w:t xml:space="preserve">AI &amp; Security  </w:t>
+      </w:r>
+      <w:r>
+        <w:rPr>
+          <w:rFonts w:ascii="Times New Roman" w:hAnsi="Times New Roman" w:cs="Times New Roman"/>
+          <w:sz w:val="17"/>
+        </w:rPr>
+        <w:t>AI-assisted code review • self-hosted LLM evaluation • Ollama • Blackbox AI</w:t>
+      </w:r>
+    </w:p>
+    <w:p>
+      <w:pPr>
+        <w:spacing w:after="20"/>
+        <w:rPr>
+          <w:rFonts w:ascii="Times New Roman" w:hAnsi="Times New Roman" w:cs="Times New Roman"/>
+        </w:rPr>
+      </w:pPr>
+      <w:r>
+        <w:rPr>
+          <w:rFonts w:ascii="Times New Roman" w:hAnsi="Times New Roman" w:cs="Times New Roman"/>
+          <w:b/>
+          <w:sz w:val="17"/>
+        </w:rPr>
+        <w:t xml:space="preserve">Infrastructure  </w:t>
+      </w:r>
+      <w:r>
+        <w:rPr>
+          <w:rFonts w:ascii="Times New Roman" w:hAnsi="Times New Roman" w:cs="Times New Roman"/>
+          <w:sz w:val="17"/>
+        </w:rPr>
+        <w:t>Docker • Docker Compose • Nginx • Linux (Ubuntu)</w:t>
+      </w:r>
+    </w:p>
+    <w:p>
+      <w:pPr>
+        <w:spacing w:after="20"/>
+        <w:rPr>
+          <w:rFonts w:ascii="Times New Roman" w:hAnsi="Times New Roman" w:cs="Times New Roman"/>
+        </w:rPr>
+      </w:pPr>
+      <w:r>
+        <w:rPr>
+          <w:rFonts w:ascii="Times New Roman" w:hAnsi="Times New Roman" w:cs="Times New Roman"/>
+          <w:b/>
+          <w:sz w:val="17"/>
+        </w:rPr>
+        <w:t xml:space="preserve">Frameworks  </w:t>
+      </w:r>
+      <w:r>
+        <w:rPr>
+          <w:rFonts w:ascii="Times New Roman" w:hAnsi="Times New Roman" w:cs="Times New Roman"/>
+          <w:sz w:val="17"/>
+        </w:rPr>
+        <w:t>STRIDE • CVSS • security control mapping • compliance assessment</w:t>
+      </w:r>
+    </w:p>
+    <w:p>
+      <w:pPr>
+        <w:spacing w:after="20"/>
+        <w:rPr>
+          <w:rFonts w:ascii="Times New Roman" w:hAnsi="Times New Roman" w:cs="Times New Roman"/>
+          <w:sz w:val="17"/>
+        </w:rPr>
+      </w:pPr>
+      <w:r>
+        <w:rPr>
+          <w:rFonts w:ascii="Times New Roman" w:hAnsi="Times New Roman" w:cs="Times New Roman"/>
+          <w:b/>
+          <w:sz w:val="17"/>
+        </w:rPr>
+        <w:t xml:space="preserve">Supply Chain Security  </w:t>
+      </w:r>
+      <w:r>
+        <w:rPr>
+          <w:rFonts w:ascii="Times New Roman" w:hAnsi="Times New Roman" w:cs="Times New Roman"/>
+          <w:sz w:val="17"/>
+        </w:rPr>
+        <w:t>Container/dependency scanning • SBOM generation (learning)</w:t>
+      </w:r>
+    </w:p>
+    <w:p>
+      <w:pPr>
+        <w:spacing w:after="60" w:line="240" w:lineRule="auto"/>
+        <w:rPr>
+          <w:rFonts w:ascii="Times New Roman" w:hAnsi="Times New Roman" w:cs="Times New Roman"/>
+        </w:rPr>
+      </w:pPr>
     </w:p>
     <w:p>
       <w:pPr>
@@ -406,227 +770,6 @@
     </w:p>
     <w:p>
       <w:pPr>
-        <w:pBdr>
-          <w:bottom w:val="single" w:sz="6" w:space="1" w:color="808080"/>
-        </w:pBdr>
-        <w:spacing w:before="120" w:after="40"/>
-        <w:rPr>
-          <w:rFonts w:ascii="Times New Roman" w:hAnsi="Times New Roman" w:cs="Times New Roman"/>
-        </w:rPr>
-      </w:pPr>
-      <w:r>
-        <w:rPr>
-          <w:rFonts w:ascii="Times New Roman" w:hAnsi="Times New Roman" w:cs="Times New Roman"/>
-          <w:b/>
-          <w:sz w:val="20"/>
-        </w:rPr>
-        <w:t>TECHNICAL SKILLS</w:t>
-      </w:r>
-    </w:p>
-    <w:p>
-      <w:pPr>
-        <w:spacing w:after="20"/>
-        <w:rPr>
-          <w:rFonts w:ascii="Times New Roman" w:hAnsi="Times New Roman" w:cs="Times New Roman"/>
-        </w:rPr>
-      </w:pPr>
-      <w:r>
-        <w:rPr>
-          <w:rFonts w:ascii="Times New Roman" w:hAnsi="Times New Roman" w:cs="Times New Roman"/>
-          <w:b/>
-          <w:sz w:val="17"/>
-        </w:rPr>
-        <w:t xml:space="preserve">Product Security &amp; PSIRT  </w:t>
-      </w:r>
-      <w:r>
-        <w:rPr>
-          <w:rFonts w:ascii="Times New Roman" w:hAnsi="Times New Roman" w:cs="Times New Roman"/>
-          <w:sz w:val="17"/>
-        </w:rPr>
-        <w:t>PSIRT operations • threat modeling • security architecture review • risk assessment • DefectDojo • IRIS</w:t>
-      </w:r>
-    </w:p>
-    <w:p>
-      <w:pPr>
-        <w:spacing w:after="20"/>
-        <w:rPr>
-          <w:rFonts w:ascii="Times New Roman" w:hAnsi="Times New Roman" w:cs="Times New Roman"/>
-        </w:rPr>
-      </w:pPr>
-      <w:r>
-        <w:rPr>
-          <w:rFonts w:ascii="Times New Roman" w:hAnsi="Times New Roman" w:cs="Times New Roman"/>
-          <w:b/>
-          <w:sz w:val="17"/>
-        </w:rPr>
-        <w:t xml:space="preserve">Vulnerability Management  </w:t>
-      </w:r>
-      <w:r>
-        <w:rPr>
-          <w:rFonts w:ascii="Times New Roman" w:hAnsi="Times New Roman" w:cs="Times New Roman"/>
-          <w:sz w:val="17"/>
-        </w:rPr>
-        <w:t>CVSS • risk-based prioritization • remediation tracking • verification</w:t>
-      </w:r>
-    </w:p>
-    <w:p>
-      <w:pPr>
-        <w:spacing w:after="20"/>
-        <w:rPr>
-          <w:rFonts w:ascii="Times New Roman" w:hAnsi="Times New Roman" w:cs="Times New Roman"/>
-        </w:rPr>
-      </w:pPr>
-      <w:r>
-        <w:rPr>
-          <w:rFonts w:ascii="Times New Roman" w:hAnsi="Times New Roman" w:cs="Times New Roman"/>
-          <w:b/>
-          <w:sz w:val="17"/>
-        </w:rPr>
-        <w:t xml:space="preserve">Security Testing  </w:t>
-      </w:r>
-      <w:r>
-        <w:rPr>
-          <w:rFonts w:ascii="Times New Roman" w:hAnsi="Times New Roman" w:cs="Times New Roman"/>
-          <w:sz w:val="17"/>
-        </w:rPr>
-        <w:t>SAST • DAST • SCA • Nmap • Masscan • OWASP ZAP • Nikto • SQLMap • Trivy • Grype</w:t>
-      </w:r>
-    </w:p>
-    <w:p>
-      <w:pPr>
-        <w:spacing w:after="20"/>
-        <w:rPr>
-          <w:rFonts w:ascii="Times New Roman" w:hAnsi="Times New Roman" w:cs="Times New Roman"/>
-        </w:rPr>
-      </w:pPr>
-      <w:r>
-        <w:rPr>
-          <w:rFonts w:ascii="Times New Roman" w:hAnsi="Times New Roman" w:cs="Times New Roman"/>
-          <w:b/>
-          <w:sz w:val="17"/>
-        </w:rPr>
-        <w:t xml:space="preserve">Automation &amp; Engineering  </w:t>
-      </w:r>
-      <w:r>
-        <w:rPr>
-          <w:rFonts w:ascii="Times New Roman" w:hAnsi="Times New Roman" w:cs="Times New Roman"/>
-          <w:sz w:val="17"/>
-        </w:rPr>
-        <w:t>GitLab CI/CD • scanner integration • REST APIs • Python • Node.js • React</w:t>
-      </w:r>
-    </w:p>
-    <w:p>
-      <w:pPr>
-        <w:spacing w:after="20"/>
-        <w:rPr>
-          <w:rFonts w:ascii="Times New Roman" w:hAnsi="Times New Roman" w:cs="Times New Roman"/>
-        </w:rPr>
-      </w:pPr>
-      <w:r>
-        <w:rPr>
-          <w:rFonts w:ascii="Times New Roman" w:hAnsi="Times New Roman" w:cs="Times New Roman"/>
-          <w:b/>
-          <w:sz w:val="17"/>
-        </w:rPr>
-        <w:t xml:space="preserve">AI &amp; Security  </w:t>
-      </w:r>
-      <w:r>
-        <w:rPr>
-          <w:rFonts w:ascii="Times New Roman" w:hAnsi="Times New Roman" w:cs="Times New Roman"/>
-          <w:sz w:val="17"/>
-        </w:rPr>
-        <w:t>AI-assisted code review • self-hosted LLM evaluation • Ollama • Blackbox AI</w:t>
-      </w:r>
-    </w:p>
-    <w:p>
-      <w:pPr>
-        <w:spacing w:after="20"/>
-        <w:rPr>
-          <w:rFonts w:ascii="Times New Roman" w:hAnsi="Times New Roman" w:cs="Times New Roman"/>
-        </w:rPr>
-      </w:pPr>
-      <w:r>
-        <w:rPr>
-          <w:rFonts w:ascii="Times New Roman" w:hAnsi="Times New Roman" w:cs="Times New Roman"/>
-          <w:b/>
-          <w:sz w:val="17"/>
-        </w:rPr>
-        <w:t xml:space="preserve">Infrastructure  </w:t>
-      </w:r>
-      <w:r>
-        <w:rPr>
-          <w:rFonts w:ascii="Times New Roman" w:hAnsi="Times New Roman" w:cs="Times New Roman"/>
-          <w:sz w:val="17"/>
-        </w:rPr>
-        <w:t>Docker • Docker Compose • Nginx • Linux (Ubuntu)</w:t>
-      </w:r>
-    </w:p>
-    <w:p>
-      <w:pPr>
-        <w:spacing w:after="20"/>
-        <w:rPr>
-          <w:rFonts w:ascii="Times New Roman" w:hAnsi="Times New Roman" w:cs="Times New Roman"/>
-        </w:rPr>
-      </w:pPr>
-      <w:r>
-        <w:rPr>
-          <w:rFonts w:ascii="Times New Roman" w:hAnsi="Times New Roman" w:cs="Times New Roman"/>
-          <w:b/>
-          <w:sz w:val="17"/>
-        </w:rPr>
-        <w:t xml:space="preserve">Frameworks  </w:t>
-      </w:r>
-      <w:r>
-        <w:rPr>
-          <w:rFonts w:ascii="Times New Roman" w:hAnsi="Times New Roman" w:cs="Times New Roman"/>
-          <w:sz w:val="17"/>
-        </w:rPr>
-        <w:t>STRIDE • CVSS • security control mapping • compliance assessment</w:t>
-      </w:r>
-    </w:p>
-    <w:p>
-      <w:pPr>
-        <w:spacing w:after="20"/>
-        <w:rPr>
-          <w:rFonts w:ascii="Times New Roman" w:hAnsi="Times New Roman" w:cs="Times New Roman"/>
-          <w:sz w:val="17"/>
-        </w:rPr>
-      </w:pPr>
-      <w:r>
-        <w:rPr>
-          <w:rFonts w:ascii="Times New Roman" w:hAnsi="Times New Roman" w:cs="Times New Roman"/>
-          <w:b/>
-          <w:sz w:val="17"/>
-        </w:rPr>
-        <w:t xml:space="preserve">Supply Chain </w:t>
-      </w:r>
-      <w:proofErr w:type="gramStart"/>
-      <w:r>
-        <w:rPr>
-          <w:rFonts w:ascii="Times New Roman" w:hAnsi="Times New Roman" w:cs="Times New Roman"/>
-          <w:b/>
-          <w:sz w:val="17"/>
-        </w:rPr>
-        <w:t xml:space="preserve">Security  </w:t>
-      </w:r>
-      <w:r>
-        <w:rPr>
-          <w:rFonts w:ascii="Times New Roman" w:hAnsi="Times New Roman" w:cs="Times New Roman"/>
-          <w:sz w:val="17"/>
-        </w:rPr>
-        <w:t>Container</w:t>
-      </w:r>
-      <w:proofErr w:type="gramEnd"/>
-      <w:r>
-        <w:rPr>
-          <w:rFonts w:ascii="Times New Roman" w:hAnsi="Times New Roman" w:cs="Times New Roman"/>
-          <w:sz w:val="17"/>
-        </w:rPr>
-        <w:t>/dependency scanning • SBOM generation (learning)</w:t>
-      </w:r>
-    </w:p>
-    <w:p>
-      <w:pPr>
         <w:spacing w:after="20"/>
         <w:rPr>
           <w:rFonts w:ascii="Times New Roman" w:hAnsi="Times New Roman" w:cs="Times New Roman"/>
@@ -683,21 +826,7 @@
         <w:rPr>
           <w:rFonts w:ascii="Times New Roman" w:hAnsi="Times New Roman" w:cs="Times New Roman"/>
         </w:rPr>
-        <w:t xml:space="preserve">  </w:t>
-      </w:r>
-      <w:proofErr w:type="spellStart"/>
-      <w:r>
-        <w:rPr>
-          <w:rFonts w:ascii="Times New Roman" w:hAnsi="Times New Roman" w:cs="Times New Roman"/>
-        </w:rPr>
-        <w:t>Adichunchanagiri</w:t>
-      </w:r>
-      <w:proofErr w:type="spellEnd"/>
-      <w:r>
-        <w:rPr>
-          <w:rFonts w:ascii="Times New Roman" w:hAnsi="Times New Roman" w:cs="Times New Roman"/>
-        </w:rPr>
-        <w:t xml:space="preserve"> Institute of Technology, 2023 | CGPA 7.8</w:t>
+        <w:t xml:space="preserve">  Adichunchanagiri Institute of Technology, 2023 | CGPA 7.8</w:t>
       </w:r>
     </w:p>
     <w:p>
